--- a/1 am/cours 3/fiche.docx
+++ b/1 am/cours 3/fiche.docx
@@ -9528,7 +9528,49 @@
                                         <w14:round/>
                                       </w14:textOutline>
                                     </w:rPr>
-                                    <w:t>CV / DVD</w:t>
+                                    <w:t>C</w:t>
+                                  </w:r>
+                                  <w:r>
+                                    <w:rPr>
+                                      <w:rFonts w:asciiTheme="majorBidi" w:hAnsiTheme="majorBidi" w:cstheme="majorBidi"/>
+                                      <w:color w:val="00B050"/>
+                                      <w:sz w:val="28"/>
+                                      <w:szCs w:val="28"/>
+                                      <w:lang w:bidi="ar-DZ"/>
+                                      <w14:shadow w14:blurRad="38100" w14:dist="19050" w14:dir="2700000" w14:sx="100000" w14:sy="100000" w14:kx="0" w14:ky="0" w14:algn="tl">
+                                        <w14:schemeClr w14:val="dk1">
+                                          <w14:alpha w14:val="60000"/>
+                                        </w14:schemeClr>
+                                      </w14:shadow>
+                                      <w14:textOutline w14:w="0" w14:cap="flat" w14:cmpd="sng" w14:algn="ctr">
+                                        <w14:noFill/>
+                                        <w14:prstDash w14:val="solid"/>
+                                        <w14:round/>
+                                      </w14:textOutline>
+                                    </w:rPr>
+                                    <w:t>D</w:t>
+                                  </w:r>
+                                  <w:bookmarkStart w:id="0" w:name="_GoBack"/>
+                                  <w:bookmarkEnd w:id="0"/>
+                                  <w:r>
+                                    <w:rPr>
+                                      <w:rFonts w:asciiTheme="majorBidi" w:hAnsiTheme="majorBidi" w:cstheme="majorBidi"/>
+                                      <w:color w:val="00B050"/>
+                                      <w:sz w:val="28"/>
+                                      <w:szCs w:val="28"/>
+                                      <w:lang w:bidi="ar-DZ"/>
+                                      <w14:shadow w14:blurRad="38100" w14:dist="19050" w14:dir="2700000" w14:sx="100000" w14:sy="100000" w14:kx="0" w14:ky="0" w14:algn="tl">
+                                        <w14:schemeClr w14:val="dk1">
+                                          <w14:alpha w14:val="60000"/>
+                                        </w14:schemeClr>
+                                      </w14:shadow>
+                                      <w14:textOutline w14:w="0" w14:cap="flat" w14:cmpd="sng" w14:algn="ctr">
+                                        <w14:noFill/>
+                                        <w14:prstDash w14:val="solid"/>
+                                        <w14:round/>
+                                      </w14:textOutline>
+                                    </w:rPr>
+                                    <w:t xml:space="preserve"> / DVD</w:t>
                                   </w:r>
                                 </w:p>
                               </w:txbxContent>
@@ -9553,8 +9595,11 @@
                 </mc:Choice>
                 <mc:Fallback>
                   <w:pict>
-                    <v:shape w14:anchorId="2DDFD0C6" id="Zone de texte 24" o:spid="_x0000_s1036" type="#_x0000_t202" style="position:absolute;left:0;text-align:left;margin-left:356.6pt;margin-top:16.6pt;width:76.5pt;height:30.75pt;z-index:251680768;visibility:visible;mso-wrap-style:square;mso-width-percent:0;mso-height-percent:0;mso-wrap-distance-left:9pt;mso-wrap-distance-top:0;mso-wrap-distance-right:9pt;mso-wrap-distance-bottom:0;mso-position-horizontal:absolute;mso-position-horizontal-relative:text;mso-position-vertical:absolute;mso-position-vertical-relative:text;mso-width-percent:0;mso-height-percent:0;mso-width-relative:margin;mso-height-relative:margin;v-text-anchor:top" o:gfxdata="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" filled="f" stroked="f">
-                      <v:fill o:detectmouseclick="t"/>
+                    <v:shapetype w14:anchorId="2DDFD0C6" id="_x0000_t202" coordsize="21600,21600" o:spt="202" path="m,l,21600r21600,l21600,xe">
+                      <v:stroke joinstyle="miter"/>
+                      <v:path gradientshapeok="t" o:connecttype="rect"/>
+                    </v:shapetype>
+                    <v:shape id="Zone de texte 24" o:spid="_x0000_s1036" type="#_x0000_t202" style="position:absolute;left:0;text-align:left;margin-left:356.6pt;margin-top:16.6pt;width:76.5pt;height:30.75pt;z-index:251680768;visibility:visible;mso-wrap-style:square;mso-width-percent:0;mso-height-percent:0;mso-wrap-distance-left:9pt;mso-wrap-distance-top:0;mso-wrap-distance-right:9pt;mso-wrap-distance-bottom:0;mso-position-horizontal:absolute;mso-position-horizontal-relative:text;mso-position-vertical:absolute;mso-position-vertical-relative:text;mso-width-percent:0;mso-height-percent:0;mso-width-relative:margin;mso-height-relative:margin;v-text-anchor:top" o:gfxdata="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" filled="f" stroked="f">
                       <v:textbox>
                         <w:txbxContent>
                           <w:p>
@@ -9599,7 +9644,49 @@
                                   <w14:round/>
                                 </w14:textOutline>
                               </w:rPr>
-                              <w:t>CV / DVD</w:t>
+                              <w:t>C</w:t>
+                            </w:r>
+                            <w:r>
+                              <w:rPr>
+                                <w:rFonts w:asciiTheme="majorBidi" w:hAnsiTheme="majorBidi" w:cstheme="majorBidi"/>
+                                <w:color w:val="00B050"/>
+                                <w:sz w:val="28"/>
+                                <w:szCs w:val="28"/>
+                                <w:lang w:bidi="ar-DZ"/>
+                                <w14:shadow w14:blurRad="38100" w14:dist="19050" w14:dir="2700000" w14:sx="100000" w14:sy="100000" w14:kx="0" w14:ky="0" w14:algn="tl">
+                                  <w14:schemeClr w14:val="dk1">
+                                    <w14:alpha w14:val="60000"/>
+                                  </w14:schemeClr>
+                                </w14:shadow>
+                                <w14:textOutline w14:w="0" w14:cap="flat" w14:cmpd="sng" w14:algn="ctr">
+                                  <w14:noFill/>
+                                  <w14:prstDash w14:val="solid"/>
+                                  <w14:round/>
+                                </w14:textOutline>
+                              </w:rPr>
+                              <w:t>D</w:t>
+                            </w:r>
+                            <w:bookmarkStart w:id="1" w:name="_GoBack"/>
+                            <w:bookmarkEnd w:id="1"/>
+                            <w:r>
+                              <w:rPr>
+                                <w:rFonts w:asciiTheme="majorBidi" w:hAnsiTheme="majorBidi" w:cstheme="majorBidi"/>
+                                <w:color w:val="00B050"/>
+                                <w:sz w:val="28"/>
+                                <w:szCs w:val="28"/>
+                                <w:lang w:bidi="ar-DZ"/>
+                                <w14:shadow w14:blurRad="38100" w14:dist="19050" w14:dir="2700000" w14:sx="100000" w14:sy="100000" w14:kx="0" w14:ky="0" w14:algn="tl">
+                                  <w14:schemeClr w14:val="dk1">
+                                    <w14:alpha w14:val="60000"/>
+                                  </w14:schemeClr>
+                                </w14:shadow>
+                                <w14:textOutline w14:w="0" w14:cap="flat" w14:cmpd="sng" w14:algn="ctr">
+                                  <w14:noFill/>
+                                  <w14:prstDash w14:val="solid"/>
+                                  <w14:round/>
+                                </w14:textOutline>
+                              </w:rPr>
+                              <w:t xml:space="preserve"> / DVD</w:t>
                             </w:r>
                           </w:p>
                         </w:txbxContent>
@@ -12013,8 +12100,6 @@
                 <w:lang w:bidi="ar-DZ"/>
               </w:rPr>
             </w:pPr>
-            <w:bookmarkStart w:id="0" w:name="_GoBack"/>
-            <w:bookmarkEnd w:id="0"/>
             <w:r>
               <w:rPr>
                 <w:rFonts w:asciiTheme="majorBidi" w:hAnsiTheme="majorBidi" w:cstheme="majorBidi" w:hint="cs"/>
@@ -12310,7 +12395,7 @@
                                   <w:rPr>
                                     <w:noProof/>
                                   </w:rPr>
-                                  <w:t>3</w:t>
+                                  <w:t>2</w:t>
                                 </w:r>
                                 <w:r>
                                   <w:fldChar w:fldCharType="end"/>
@@ -12360,7 +12445,7 @@
                             <w:rPr>
                               <w:noProof/>
                             </w:rPr>
-                            <w:t>3</w:t>
+                            <w:t>2</w:t>
                           </w:r>
                           <w:r>
                             <w:fldChar w:fldCharType="end"/>
@@ -14739,7 +14824,7 @@
 </file>
 
 <file path=customXml/itemProps1.xml><?xml version="1.0" encoding="utf-8"?>
-<ds:datastoreItem xmlns:ds="http://schemas.openxmlformats.org/officeDocument/2006/customXml" ds:itemID="{EE84A33F-9886-4854-B300-BA67D833855E}">
+<ds:datastoreItem xmlns:ds="http://schemas.openxmlformats.org/officeDocument/2006/customXml" ds:itemID="{650D0D45-C9E4-4439-82D9-26730905D09A}">
   <ds:schemaRefs>
     <ds:schemaRef ds:uri="http://schemas.openxmlformats.org/officeDocument/2006/bibliography"/>
   </ds:schemaRefs>

--- a/1 am/cours 3/fiche.docx
+++ b/1 am/cours 3/fiche.docx
@@ -4870,7 +4870,7 @@
       </w:tr>
       <w:tr>
         <w:trPr>
-          <w:trHeight w:val="2103"/>
+          <w:trHeight w:val="1678"/>
           <w:jc w:val="center"/>
         </w:trPr>
         <w:tc>
@@ -5011,6 +5011,7 @@
                 <w:rFonts w:asciiTheme="majorBidi" w:hAnsiTheme="majorBidi" w:cstheme="majorBidi"/>
                 <w:sz w:val="28"/>
                 <w:szCs w:val="28"/>
+                <w:rtl/>
               </w:rPr>
             </w:pPr>
             <w:r>
@@ -5020,108 +5021,8 @@
                 <w:szCs w:val="28"/>
                 <w:rtl/>
               </w:rPr>
-              <w:t xml:space="preserve">فكيف يمكنه القيام بهذه </w:t>
-            </w:r>
-            <w:proofErr w:type="gramStart"/>
-            <w:r>
-              <w:rPr>
-                <w:rFonts w:asciiTheme="majorBidi" w:hAnsiTheme="majorBidi" w:cstheme="majorBidi" w:hint="cs"/>
-                <w:sz w:val="28"/>
-                <w:szCs w:val="28"/>
-                <w:rtl/>
-              </w:rPr>
-              <w:t>المهمة ؟</w:t>
-            </w:r>
-            <w:proofErr w:type="gramEnd"/>
-            <w:r>
-              <w:rPr>
-                <w:rFonts w:asciiTheme="majorBidi" w:hAnsiTheme="majorBidi" w:cstheme="majorBidi" w:hint="cs"/>
-                <w:sz w:val="28"/>
-                <w:szCs w:val="28"/>
-                <w:rtl/>
-              </w:rPr>
-              <w:t xml:space="preserve"> </w:t>
-            </w:r>
-          </w:p>
-          <w:p>
-            <w:pPr>
-              <w:pStyle w:val="Paragraphedeliste"/>
-              <w:numPr>
-                <w:ilvl w:val="0"/>
-                <w:numId w:val="10"/>
-              </w:numPr>
-              <w:bidi/>
-              <w:rPr>
-                <w:rFonts w:asciiTheme="majorBidi" w:hAnsiTheme="majorBidi" w:cstheme="majorBidi"/>
-                <w:sz w:val="28"/>
-                <w:szCs w:val="28"/>
-              </w:rPr>
-            </w:pPr>
-            <w:r>
-              <w:rPr>
-                <w:rFonts w:asciiTheme="majorBidi" w:hAnsiTheme="majorBidi" w:cstheme="majorBidi" w:hint="cs"/>
-                <w:sz w:val="28"/>
-                <w:szCs w:val="28"/>
-                <w:rtl/>
-              </w:rPr>
-              <w:t xml:space="preserve">هل كل الصور متطابقة من حيث </w:t>
-            </w:r>
-            <w:proofErr w:type="gramStart"/>
-            <w:r>
-              <w:rPr>
-                <w:rFonts w:asciiTheme="majorBidi" w:hAnsiTheme="majorBidi" w:cstheme="majorBidi" w:hint="cs"/>
-                <w:sz w:val="28"/>
-                <w:szCs w:val="28"/>
-                <w:rtl/>
-              </w:rPr>
-              <w:t>الحجم ؟</w:t>
-            </w:r>
-            <w:proofErr w:type="gramEnd"/>
-          </w:p>
-          <w:p>
-            <w:pPr>
-              <w:pStyle w:val="Paragraphedeliste"/>
-              <w:numPr>
-                <w:ilvl w:val="0"/>
-                <w:numId w:val="10"/>
-              </w:numPr>
-              <w:bidi/>
-              <w:rPr>
-                <w:rFonts w:asciiTheme="majorBidi" w:hAnsiTheme="majorBidi" w:cstheme="majorBidi"/>
-                <w:sz w:val="28"/>
-                <w:szCs w:val="28"/>
-                <w:rtl/>
-              </w:rPr>
-            </w:pPr>
-            <w:r>
-              <w:rPr>
-                <w:rFonts w:asciiTheme="majorBidi" w:hAnsiTheme="majorBidi" w:cstheme="majorBidi" w:hint="cs"/>
-                <w:sz w:val="28"/>
-                <w:szCs w:val="28"/>
-                <w:rtl/>
-              </w:rPr>
-              <w:t>هل كلها تنتقل من الحاسوب الأول إلى الحاسوب الثاني ب</w:t>
-            </w:r>
-            <w:r>
-              <w:rPr>
-                <w:rFonts w:asciiTheme="majorBidi" w:hAnsiTheme="majorBidi" w:cstheme="majorBidi" w:hint="cs"/>
-                <w:sz w:val="28"/>
-                <w:szCs w:val="28"/>
-                <w:rtl/>
-              </w:rPr>
-              <w:t xml:space="preserve">نفس </w:t>
-            </w:r>
-            <w:proofErr w:type="gramStart"/>
-            <w:r>
-              <w:rPr>
-                <w:rFonts w:asciiTheme="majorBidi" w:hAnsiTheme="majorBidi" w:cstheme="majorBidi" w:hint="cs"/>
-                <w:sz w:val="28"/>
-                <w:szCs w:val="28"/>
-                <w:rtl/>
-              </w:rPr>
-              <w:t>السرعة ؟</w:t>
-            </w:r>
-            <w:proofErr w:type="gramEnd"/>
+              <w:t xml:space="preserve">فكيف يمكنه القيام بهذه المهمة ؟ </w:t>
+            </w:r>
           </w:p>
         </w:tc>
         <w:tc>
@@ -5147,7 +5048,7 @@
       </w:tr>
       <w:tr>
         <w:trPr>
-          <w:trHeight w:val="1423"/>
+          <w:trHeight w:val="1701"/>
           <w:jc w:val="center"/>
         </w:trPr>
         <w:tc>
@@ -6939,7 +6840,17 @@
                 <w:rtl/>
                 <w:lang w:bidi="ar-DZ"/>
               </w:rPr>
-              <w:t xml:space="preserve"> في ما </w:t>
+              <w:t xml:space="preserve"> في</w:t>
+            </w:r>
+            <w:r>
+              <w:rPr>
+                <w:rFonts w:asciiTheme="majorBidi" w:hAnsiTheme="majorBidi" w:cstheme="majorBidi" w:hint="cs"/>
+                <w:sz w:val="28"/>
+                <w:szCs w:val="28"/>
+                <w:rtl/>
+                <w:lang w:bidi="ar-DZ"/>
+              </w:rPr>
+              <w:t xml:space="preserve">ما </w:t>
             </w:r>
             <w:proofErr w:type="gramStart"/>
             <w:r>
@@ -9550,8 +9461,6 @@
                                     </w:rPr>
                                     <w:t>D</w:t>
                                   </w:r>
-                                  <w:bookmarkStart w:id="0" w:name="_GoBack"/>
-                                  <w:bookmarkEnd w:id="0"/>
                                   <w:r>
                                     <w:rPr>
                                       <w:rFonts w:asciiTheme="majorBidi" w:hAnsiTheme="majorBidi" w:cstheme="majorBidi"/>
@@ -11726,9 +11635,10 @@
                 <w:rtl/>
                 <w:lang w:bidi="ar-DZ"/>
               </w:rPr>
-              <w:t xml:space="preserve">و لا في ما </w:t>
-            </w:r>
-            <w:proofErr w:type="gramStart"/>
+              <w:t>و لا في</w:t>
+            </w:r>
+            <w:bookmarkStart w:id="0" w:name="_GoBack"/>
+            <w:bookmarkEnd w:id="0"/>
             <w:r>
               <w:rPr>
                 <w:rFonts w:asciiTheme="majorBidi" w:hAnsiTheme="majorBidi" w:cstheme="majorBidi" w:hint="cs"/>
@@ -11737,9 +11647,8 @@
                 <w:rtl/>
                 <w:lang w:bidi="ar-DZ"/>
               </w:rPr>
-              <w:t>يلي :</w:t>
-            </w:r>
-            <w:proofErr w:type="gramEnd"/>
+              <w:t>ما يلي :</w:t>
+            </w:r>
           </w:p>
           <w:p>
             <w:pPr>
@@ -14824,7 +14733,7 @@
 </file>
 
 <file path=customXml/itemProps1.xml><?xml version="1.0" encoding="utf-8"?>
-<ds:datastoreItem xmlns:ds="http://schemas.openxmlformats.org/officeDocument/2006/customXml" ds:itemID="{650D0D45-C9E4-4439-82D9-26730905D09A}">
+<ds:datastoreItem xmlns:ds="http://schemas.openxmlformats.org/officeDocument/2006/customXml" ds:itemID="{F9200872-4FDA-4F83-824A-B62F7FE2F46D}">
   <ds:schemaRefs>
     <ds:schemaRef ds:uri="http://schemas.openxmlformats.org/officeDocument/2006/bibliography"/>
   </ds:schemaRefs>

--- a/1 am/cours 3/fiche.docx
+++ b/1 am/cours 3/fiche.docx
@@ -2010,7 +2010,7 @@
                 <w:rtl/>
                 <w:lang w:bidi="ar-DZ"/>
               </w:rPr>
-              <w:t>5</w:t>
+              <w:t>3</w:t>
             </w:r>
             <w:r>
               <w:rPr>
@@ -2191,7 +2191,7 @@
                 <w:rtl/>
                 <w:lang w:bidi="ar-DZ"/>
               </w:rPr>
-              <w:t>3</w:t>
+              <w:t>2</w:t>
             </w:r>
             <w:r>
               <w:rPr>
@@ -2548,7 +2548,7 @@
                 <w:rtl/>
                 <w:lang w:bidi="ar-DZ"/>
               </w:rPr>
-              <w:t>5</w:t>
+              <w:t>3</w:t>
             </w:r>
             <w:r>
               <w:rPr>
@@ -2725,7 +2725,7 @@
                 <w:rtl/>
                 <w:lang w:bidi="ar-DZ"/>
               </w:rPr>
-              <w:t>3</w:t>
+              <w:t>2</w:t>
             </w:r>
             <w:r>
               <w:rPr>
@@ -3084,6 +3084,16 @@
                 <w:lang w:bidi="ar-DZ"/>
               </w:rPr>
             </w:pPr>
+            <w:r>
+              <w:rPr>
+                <w:rFonts w:asciiTheme="majorBidi" w:hAnsiTheme="majorBidi" w:cstheme="majorBidi" w:hint="cs"/>
+                <w:sz w:val="28"/>
+                <w:szCs w:val="28"/>
+                <w:rtl/>
+                <w:lang w:bidi="ar-DZ"/>
+              </w:rPr>
+              <w:t>3 د</w:t>
+            </w:r>
           </w:p>
         </w:tc>
         <w:tc>
@@ -3280,6 +3290,16 @@
                 <w:lang w:bidi="ar-DZ"/>
               </w:rPr>
             </w:pPr>
+            <w:r>
+              <w:rPr>
+                <w:rFonts w:asciiTheme="majorBidi" w:hAnsiTheme="majorBidi" w:cstheme="majorBidi" w:hint="cs"/>
+                <w:sz w:val="28"/>
+                <w:szCs w:val="28"/>
+                <w:rtl/>
+                <w:lang w:bidi="ar-DZ"/>
+              </w:rPr>
+              <w:t>2 د</w:t>
+            </w:r>
           </w:p>
         </w:tc>
         <w:tc>
@@ -3511,6 +3531,16 @@
                 <w:lang w:bidi="ar-DZ"/>
               </w:rPr>
             </w:pPr>
+            <w:r>
+              <w:rPr>
+                <w:rFonts w:asciiTheme="majorBidi" w:hAnsiTheme="majorBidi" w:cstheme="majorBidi" w:hint="cs"/>
+                <w:sz w:val="28"/>
+                <w:szCs w:val="28"/>
+                <w:rtl/>
+                <w:lang w:bidi="ar-DZ"/>
+              </w:rPr>
+              <w:t>10 د</w:t>
+            </w:r>
           </w:p>
         </w:tc>
         <w:tc>
@@ -3575,6 +3605,7 @@
                 <w:lang w:bidi="ar-DZ"/>
               </w:rPr>
             </w:pPr>
+            <w:bookmarkStart w:id="0" w:name="_GoBack" w:colFirst="2" w:colLast="2"/>
             <w:r>
               <w:rPr>
                 <w:rFonts w:asciiTheme="majorBidi" w:hAnsiTheme="majorBidi" w:cstheme="majorBidi"/>
@@ -3666,14 +3697,25 @@
           <w:p>
             <w:pPr>
               <w:bidi/>
-              <w:rPr>
-                <w:rFonts w:asciiTheme="majorBidi" w:hAnsiTheme="majorBidi" w:cstheme="majorBidi"/>
-                <w:sz w:val="28"/>
-                <w:szCs w:val="28"/>
-                <w:rtl/>
-                <w:lang w:bidi="ar-DZ"/>
-              </w:rPr>
-            </w:pPr>
+              <w:jc w:val="center"/>
+              <w:rPr>
+                <w:rFonts w:asciiTheme="majorBidi" w:hAnsiTheme="majorBidi" w:cstheme="majorBidi"/>
+                <w:sz w:val="28"/>
+                <w:szCs w:val="28"/>
+                <w:rtl/>
+                <w:lang w:bidi="ar-DZ"/>
+              </w:rPr>
+            </w:pPr>
+            <w:r>
+              <w:rPr>
+                <w:rFonts w:asciiTheme="majorBidi" w:hAnsiTheme="majorBidi" w:cstheme="majorBidi" w:hint="cs"/>
+                <w:sz w:val="28"/>
+                <w:szCs w:val="28"/>
+                <w:rtl/>
+                <w:lang w:bidi="ar-DZ"/>
+              </w:rPr>
+              <w:t>5 د</w:t>
+            </w:r>
           </w:p>
         </w:tc>
         <w:tc>
@@ -3735,6 +3777,7 @@
           </w:p>
         </w:tc>
       </w:tr>
+      <w:bookmarkEnd w:id="0"/>
     </w:tbl>
     <w:p>
       <w:pPr>
@@ -11637,8 +11680,6 @@
               </w:rPr>
               <w:t>و لا في</w:t>
             </w:r>
-            <w:bookmarkStart w:id="0" w:name="_GoBack"/>
-            <w:bookmarkEnd w:id="0"/>
             <w:r>
               <w:rPr>
                 <w:rFonts w:asciiTheme="majorBidi" w:hAnsiTheme="majorBidi" w:cstheme="majorBidi" w:hint="cs"/>
@@ -12304,7 +12345,7 @@
                                   <w:rPr>
                                     <w:noProof/>
                                   </w:rPr>
-                                  <w:t>2</w:t>
+                                  <w:t>1</w:t>
                                 </w:r>
                                 <w:r>
                                   <w:fldChar w:fldCharType="end"/>
@@ -12354,7 +12395,7 @@
                             <w:rPr>
                               <w:noProof/>
                             </w:rPr>
-                            <w:t>2</w:t>
+                            <w:t>1</w:t>
                           </w:r>
                           <w:r>
                             <w:fldChar w:fldCharType="end"/>
@@ -14733,7 +14774,7 @@
 </file>
 
 <file path=customXml/itemProps1.xml><?xml version="1.0" encoding="utf-8"?>
-<ds:datastoreItem xmlns:ds="http://schemas.openxmlformats.org/officeDocument/2006/customXml" ds:itemID="{F9200872-4FDA-4F83-824A-B62F7FE2F46D}">
+<ds:datastoreItem xmlns:ds="http://schemas.openxmlformats.org/officeDocument/2006/customXml" ds:itemID="{B8856156-EEFB-4391-BDAA-1435EE47489F}">
   <ds:schemaRefs>
     <ds:schemaRef ds:uri="http://schemas.openxmlformats.org/officeDocument/2006/bibliography"/>
   </ds:schemaRefs>
